--- a/chatbot/backend/data/CURRICULUM.docx
+++ b/chatbot/backend/data/CURRICULUM.docx
@@ -6,20 +6,16 @@
       <w:pPr>
         <w:rPr>
           <w:rFonts w:ascii="Times New Roman" w:eastAsia="Times New Roman" w:hAnsi="Times New Roman" w:cs="Times New Roman"/>
-          <w:b/>
-          <w:bCs/>
-          <w:kern w:val="0"/>
-          <w:sz w:val="27"/>
-          <w:szCs w:val="27"/>
-          <w:lang w:eastAsia="es-PE"/>
-          <w14:ligatures w14:val="none"/>
-        </w:rPr>
-      </w:pPr>
-      <w:r>
-        <w:rPr>
-          <w:rFonts w:ascii="Times New Roman" w:eastAsia="Times New Roman" w:hAnsi="Times New Roman" w:cs="Times New Roman"/>
-          <w:b/>
-          <w:bCs/>
+          <w:kern w:val="0"/>
+          <w:sz w:val="27"/>
+          <w:szCs w:val="27"/>
+          <w:lang w:eastAsia="es-PE"/>
+          <w14:ligatures w14:val="none"/>
+        </w:rPr>
+      </w:pPr>
+      <w:r>
+        <w:rPr>
+          <w:rFonts w:ascii="Times New Roman" w:eastAsia="Times New Roman" w:hAnsi="Times New Roman" w:cs="Times New Roman"/>
           <w:kern w:val="0"/>
           <w:sz w:val="27"/>
           <w:szCs w:val="27"/>
@@ -33,34 +29,28 @@
       <w:pPr>
         <w:rPr>
           <w:rFonts w:ascii="Times New Roman" w:eastAsia="Times New Roman" w:hAnsi="Times New Roman" w:cs="Times New Roman"/>
-          <w:b/>
-          <w:bCs/>
-          <w:kern w:val="0"/>
-          <w:sz w:val="27"/>
-          <w:szCs w:val="27"/>
-          <w:lang w:eastAsia="es-PE"/>
-          <w14:ligatures w14:val="none"/>
-        </w:rPr>
-      </w:pPr>
-    </w:p>
-    <w:p>
-      <w:pPr>
-        <w:rPr>
-          <w:rFonts w:ascii="Times New Roman" w:eastAsia="Times New Roman" w:hAnsi="Times New Roman" w:cs="Times New Roman"/>
-          <w:b/>
-          <w:bCs/>
-          <w:kern w:val="0"/>
-          <w:sz w:val="27"/>
-          <w:szCs w:val="27"/>
-          <w:lang w:eastAsia="es-PE"/>
-          <w14:ligatures w14:val="none"/>
-        </w:rPr>
-      </w:pPr>
-      <w:r>
-        <w:rPr>
-          <w:rFonts w:ascii="Times New Roman" w:eastAsia="Times New Roman" w:hAnsi="Times New Roman" w:cs="Times New Roman"/>
-          <w:b/>
-          <w:bCs/>
+          <w:kern w:val="0"/>
+          <w:sz w:val="27"/>
+          <w:szCs w:val="27"/>
+          <w:lang w:eastAsia="es-PE"/>
+          <w14:ligatures w14:val="none"/>
+        </w:rPr>
+      </w:pPr>
+    </w:p>
+    <w:p>
+      <w:pPr>
+        <w:rPr>
+          <w:rFonts w:ascii="Times New Roman" w:eastAsia="Times New Roman" w:hAnsi="Times New Roman" w:cs="Times New Roman"/>
+          <w:kern w:val="0"/>
+          <w:sz w:val="27"/>
+          <w:szCs w:val="27"/>
+          <w:lang w:eastAsia="es-PE"/>
+          <w14:ligatures w14:val="none"/>
+        </w:rPr>
+      </w:pPr>
+      <w:r>
+        <w:rPr>
+          <w:rFonts w:ascii="Times New Roman" w:eastAsia="Times New Roman" w:hAnsi="Times New Roman" w:cs="Times New Roman"/>
           <w:kern w:val="0"/>
           <w:sz w:val="27"/>
           <w:szCs w:val="27"/>
@@ -74,20 +64,16 @@
       <w:pPr>
         <w:rPr>
           <w:rFonts w:ascii="Times New Roman" w:eastAsia="Times New Roman" w:hAnsi="Times New Roman" w:cs="Times New Roman"/>
-          <w:b/>
-          <w:bCs/>
-          <w:kern w:val="0"/>
-          <w:sz w:val="27"/>
-          <w:szCs w:val="27"/>
-          <w:lang w:eastAsia="es-PE"/>
-          <w14:ligatures w14:val="none"/>
-        </w:rPr>
-      </w:pPr>
-      <w:r>
-        <w:rPr>
-          <w:rFonts w:ascii="Times New Roman" w:eastAsia="Times New Roman" w:hAnsi="Times New Roman" w:cs="Times New Roman"/>
-          <w:b/>
-          <w:bCs/>
+          <w:kern w:val="0"/>
+          <w:sz w:val="27"/>
+          <w:szCs w:val="27"/>
+          <w:lang w:eastAsia="es-PE"/>
+          <w14:ligatures w14:val="none"/>
+        </w:rPr>
+      </w:pPr>
+      <w:r>
+        <w:rPr>
+          <w:rFonts w:ascii="Times New Roman" w:eastAsia="Times New Roman" w:hAnsi="Times New Roman" w:cs="Times New Roman"/>
           <w:kern w:val="0"/>
           <w:sz w:val="27"/>
           <w:szCs w:val="27"/>
@@ -101,34 +87,28 @@
       <w:pPr>
         <w:rPr>
           <w:rFonts w:ascii="Times New Roman" w:eastAsia="Times New Roman" w:hAnsi="Times New Roman" w:cs="Times New Roman"/>
-          <w:b/>
-          <w:bCs/>
-          <w:kern w:val="0"/>
-          <w:sz w:val="27"/>
-          <w:szCs w:val="27"/>
-          <w:lang w:eastAsia="es-PE"/>
-          <w14:ligatures w14:val="none"/>
-        </w:rPr>
-      </w:pPr>
-    </w:p>
-    <w:p>
-      <w:pPr>
-        <w:rPr>
-          <w:rFonts w:ascii="Times New Roman" w:eastAsia="Times New Roman" w:hAnsi="Times New Roman" w:cs="Times New Roman"/>
-          <w:b/>
-          <w:bCs/>
-          <w:kern w:val="0"/>
-          <w:sz w:val="27"/>
-          <w:szCs w:val="27"/>
-          <w:lang w:eastAsia="es-PE"/>
-          <w14:ligatures w14:val="none"/>
-        </w:rPr>
-      </w:pPr>
-      <w:r>
-        <w:rPr>
-          <w:rFonts w:ascii="Times New Roman" w:eastAsia="Times New Roman" w:hAnsi="Times New Roman" w:cs="Times New Roman"/>
-          <w:b/>
-          <w:bCs/>
+          <w:kern w:val="0"/>
+          <w:sz w:val="27"/>
+          <w:szCs w:val="27"/>
+          <w:lang w:eastAsia="es-PE"/>
+          <w14:ligatures w14:val="none"/>
+        </w:rPr>
+      </w:pPr>
+    </w:p>
+    <w:p>
+      <w:pPr>
+        <w:rPr>
+          <w:rFonts w:ascii="Times New Roman" w:eastAsia="Times New Roman" w:hAnsi="Times New Roman" w:cs="Times New Roman"/>
+          <w:kern w:val="0"/>
+          <w:sz w:val="27"/>
+          <w:szCs w:val="27"/>
+          <w:lang w:eastAsia="es-PE"/>
+          <w14:ligatures w14:val="none"/>
+        </w:rPr>
+      </w:pPr>
+      <w:r>
+        <w:rPr>
+          <w:rFonts w:ascii="Times New Roman" w:eastAsia="Times New Roman" w:hAnsi="Times New Roman" w:cs="Times New Roman"/>
           <w:kern w:val="0"/>
           <w:sz w:val="27"/>
           <w:szCs w:val="27"/>
@@ -142,20 +122,16 @@
       <w:pPr>
         <w:rPr>
           <w:rFonts w:ascii="Times New Roman" w:eastAsia="Times New Roman" w:hAnsi="Times New Roman" w:cs="Times New Roman"/>
-          <w:b/>
-          <w:bCs/>
-          <w:kern w:val="0"/>
-          <w:sz w:val="27"/>
-          <w:szCs w:val="27"/>
-          <w:lang w:eastAsia="es-PE"/>
-          <w14:ligatures w14:val="none"/>
-        </w:rPr>
-      </w:pPr>
-      <w:r>
-        <w:rPr>
-          <w:rFonts w:ascii="Times New Roman" w:eastAsia="Times New Roman" w:hAnsi="Times New Roman" w:cs="Times New Roman"/>
-          <w:b/>
-          <w:bCs/>
+          <w:kern w:val="0"/>
+          <w:sz w:val="27"/>
+          <w:szCs w:val="27"/>
+          <w:lang w:eastAsia="es-PE"/>
+          <w14:ligatures w14:val="none"/>
+        </w:rPr>
+      </w:pPr>
+      <w:r>
+        <w:rPr>
+          <w:rFonts w:ascii="Times New Roman" w:eastAsia="Times New Roman" w:hAnsi="Times New Roman" w:cs="Times New Roman"/>
           <w:kern w:val="0"/>
           <w:sz w:val="27"/>
           <w:szCs w:val="27"/>
@@ -169,20 +145,16 @@
       <w:pPr>
         <w:rPr>
           <w:rFonts w:ascii="Times New Roman" w:eastAsia="Times New Roman" w:hAnsi="Times New Roman" w:cs="Times New Roman"/>
-          <w:b/>
-          <w:bCs/>
-          <w:kern w:val="0"/>
-          <w:sz w:val="27"/>
-          <w:szCs w:val="27"/>
-          <w:lang w:eastAsia="es-PE"/>
-          <w14:ligatures w14:val="none"/>
-        </w:rPr>
-      </w:pPr>
-      <w:r>
-        <w:rPr>
-          <w:rFonts w:ascii="Times New Roman" w:eastAsia="Times New Roman" w:hAnsi="Times New Roman" w:cs="Times New Roman"/>
-          <w:b/>
-          <w:bCs/>
+          <w:kern w:val="0"/>
+          <w:sz w:val="27"/>
+          <w:szCs w:val="27"/>
+          <w:lang w:eastAsia="es-PE"/>
+          <w14:ligatures w14:val="none"/>
+        </w:rPr>
+      </w:pPr>
+      <w:r>
+        <w:rPr>
+          <w:rFonts w:ascii="Times New Roman" w:eastAsia="Times New Roman" w:hAnsi="Times New Roman" w:cs="Times New Roman"/>
           <w:kern w:val="0"/>
           <w:sz w:val="27"/>
           <w:szCs w:val="27"/>
@@ -196,20 +168,16 @@
       <w:pPr>
         <w:rPr>
           <w:rFonts w:ascii="Times New Roman" w:eastAsia="Times New Roman" w:hAnsi="Times New Roman" w:cs="Times New Roman"/>
-          <w:b/>
-          <w:bCs/>
-          <w:kern w:val="0"/>
-          <w:sz w:val="27"/>
-          <w:szCs w:val="27"/>
-          <w:lang w:eastAsia="es-PE"/>
-          <w14:ligatures w14:val="none"/>
-        </w:rPr>
-      </w:pPr>
-      <w:r>
-        <w:rPr>
-          <w:rFonts w:ascii="Times New Roman" w:eastAsia="Times New Roman" w:hAnsi="Times New Roman" w:cs="Times New Roman"/>
-          <w:b/>
-          <w:bCs/>
+          <w:kern w:val="0"/>
+          <w:sz w:val="27"/>
+          <w:szCs w:val="27"/>
+          <w:lang w:eastAsia="es-PE"/>
+          <w14:ligatures w14:val="none"/>
+        </w:rPr>
+      </w:pPr>
+      <w:r>
+        <w:rPr>
+          <w:rFonts w:ascii="Times New Roman" w:eastAsia="Times New Roman" w:hAnsi="Times New Roman" w:cs="Times New Roman"/>
           <w:kern w:val="0"/>
           <w:sz w:val="27"/>
           <w:szCs w:val="27"/>
@@ -223,20 +191,16 @@
       <w:pPr>
         <w:rPr>
           <w:rFonts w:ascii="Times New Roman" w:eastAsia="Times New Roman" w:hAnsi="Times New Roman" w:cs="Times New Roman"/>
-          <w:b/>
-          <w:bCs/>
-          <w:kern w:val="0"/>
-          <w:sz w:val="27"/>
-          <w:szCs w:val="27"/>
-          <w:lang w:eastAsia="es-PE"/>
-          <w14:ligatures w14:val="none"/>
-        </w:rPr>
-      </w:pPr>
-      <w:r>
-        <w:rPr>
-          <w:rFonts w:ascii="Times New Roman" w:eastAsia="Times New Roman" w:hAnsi="Times New Roman" w:cs="Times New Roman"/>
-          <w:b/>
-          <w:bCs/>
+          <w:kern w:val="0"/>
+          <w:sz w:val="27"/>
+          <w:szCs w:val="27"/>
+          <w:lang w:eastAsia="es-PE"/>
+          <w14:ligatures w14:val="none"/>
+        </w:rPr>
+      </w:pPr>
+      <w:r>
+        <w:rPr>
+          <w:rFonts w:ascii="Times New Roman" w:eastAsia="Times New Roman" w:hAnsi="Times New Roman" w:cs="Times New Roman"/>
           <w:kern w:val="0"/>
           <w:sz w:val="27"/>
           <w:szCs w:val="27"/>
@@ -250,20 +214,16 @@
       <w:pPr>
         <w:rPr>
           <w:rFonts w:ascii="Times New Roman" w:eastAsia="Times New Roman" w:hAnsi="Times New Roman" w:cs="Times New Roman"/>
-          <w:b/>
-          <w:bCs/>
-          <w:kern w:val="0"/>
-          <w:sz w:val="27"/>
-          <w:szCs w:val="27"/>
-          <w:lang w:eastAsia="es-PE"/>
-          <w14:ligatures w14:val="none"/>
-        </w:rPr>
-      </w:pPr>
-      <w:r>
-        <w:rPr>
-          <w:rFonts w:ascii="Times New Roman" w:eastAsia="Times New Roman" w:hAnsi="Times New Roman" w:cs="Times New Roman"/>
-          <w:b/>
-          <w:bCs/>
+          <w:kern w:val="0"/>
+          <w:sz w:val="27"/>
+          <w:szCs w:val="27"/>
+          <w:lang w:eastAsia="es-PE"/>
+          <w14:ligatures w14:val="none"/>
+        </w:rPr>
+      </w:pPr>
+      <w:r>
+        <w:rPr>
+          <w:rFonts w:ascii="Times New Roman" w:eastAsia="Times New Roman" w:hAnsi="Times New Roman" w:cs="Times New Roman"/>
           <w:kern w:val="0"/>
           <w:sz w:val="27"/>
           <w:szCs w:val="27"/>
@@ -277,20 +237,16 @@
       <w:pPr>
         <w:rPr>
           <w:rFonts w:ascii="Times New Roman" w:eastAsia="Times New Roman" w:hAnsi="Times New Roman" w:cs="Times New Roman"/>
-          <w:b/>
-          <w:bCs/>
-          <w:kern w:val="0"/>
-          <w:sz w:val="27"/>
-          <w:szCs w:val="27"/>
-          <w:lang w:eastAsia="es-PE"/>
-          <w14:ligatures w14:val="none"/>
-        </w:rPr>
-      </w:pPr>
-      <w:r>
-        <w:rPr>
-          <w:rFonts w:ascii="Times New Roman" w:eastAsia="Times New Roman" w:hAnsi="Times New Roman" w:cs="Times New Roman"/>
-          <w:b/>
-          <w:bCs/>
+          <w:kern w:val="0"/>
+          <w:sz w:val="27"/>
+          <w:szCs w:val="27"/>
+          <w:lang w:eastAsia="es-PE"/>
+          <w14:ligatures w14:val="none"/>
+        </w:rPr>
+      </w:pPr>
+      <w:r>
+        <w:rPr>
+          <w:rFonts w:ascii="Times New Roman" w:eastAsia="Times New Roman" w:hAnsi="Times New Roman" w:cs="Times New Roman"/>
           <w:kern w:val="0"/>
           <w:sz w:val="27"/>
           <w:szCs w:val="27"/>
@@ -304,20 +260,16 @@
       <w:pPr>
         <w:rPr>
           <w:rFonts w:ascii="Times New Roman" w:eastAsia="Times New Roman" w:hAnsi="Times New Roman" w:cs="Times New Roman"/>
-          <w:b/>
-          <w:bCs/>
-          <w:kern w:val="0"/>
-          <w:sz w:val="27"/>
-          <w:szCs w:val="27"/>
-          <w:lang w:eastAsia="es-PE"/>
-          <w14:ligatures w14:val="none"/>
-        </w:rPr>
-      </w:pPr>
-      <w:r>
-        <w:rPr>
-          <w:rFonts w:ascii="Times New Roman" w:eastAsia="Times New Roman" w:hAnsi="Times New Roman" w:cs="Times New Roman"/>
-          <w:b/>
-          <w:bCs/>
+          <w:kern w:val="0"/>
+          <w:sz w:val="27"/>
+          <w:szCs w:val="27"/>
+          <w:lang w:eastAsia="es-PE"/>
+          <w14:ligatures w14:val="none"/>
+        </w:rPr>
+      </w:pPr>
+      <w:r>
+        <w:rPr>
+          <w:rFonts w:ascii="Times New Roman" w:eastAsia="Times New Roman" w:hAnsi="Times New Roman" w:cs="Times New Roman"/>
           <w:kern w:val="0"/>
           <w:sz w:val="27"/>
           <w:szCs w:val="27"/>
@@ -331,20 +283,16 @@
       <w:pPr>
         <w:rPr>
           <w:rFonts w:ascii="Times New Roman" w:eastAsia="Times New Roman" w:hAnsi="Times New Roman" w:cs="Times New Roman"/>
-          <w:b/>
-          <w:bCs/>
-          <w:kern w:val="0"/>
-          <w:sz w:val="27"/>
-          <w:szCs w:val="27"/>
-          <w:lang w:eastAsia="es-PE"/>
-          <w14:ligatures w14:val="none"/>
-        </w:rPr>
-      </w:pPr>
-      <w:r>
-        <w:rPr>
-          <w:rFonts w:ascii="Times New Roman" w:eastAsia="Times New Roman" w:hAnsi="Times New Roman" w:cs="Times New Roman"/>
-          <w:b/>
-          <w:bCs/>
+          <w:kern w:val="0"/>
+          <w:sz w:val="27"/>
+          <w:szCs w:val="27"/>
+          <w:lang w:eastAsia="es-PE"/>
+          <w14:ligatures w14:val="none"/>
+        </w:rPr>
+      </w:pPr>
+      <w:r>
+        <w:rPr>
+          <w:rFonts w:ascii="Times New Roman" w:eastAsia="Times New Roman" w:hAnsi="Times New Roman" w:cs="Times New Roman"/>
           <w:kern w:val="0"/>
           <w:sz w:val="27"/>
           <w:szCs w:val="27"/>
@@ -358,20 +306,16 @@
       <w:pPr>
         <w:rPr>
           <w:rFonts w:ascii="Times New Roman" w:eastAsia="Times New Roman" w:hAnsi="Times New Roman" w:cs="Times New Roman"/>
-          <w:b/>
-          <w:bCs/>
-          <w:kern w:val="0"/>
-          <w:sz w:val="27"/>
-          <w:szCs w:val="27"/>
-          <w:lang w:eastAsia="es-PE"/>
-          <w14:ligatures w14:val="none"/>
-        </w:rPr>
-      </w:pPr>
-      <w:r>
-        <w:rPr>
-          <w:rFonts w:ascii="Times New Roman" w:eastAsia="Times New Roman" w:hAnsi="Times New Roman" w:cs="Times New Roman"/>
-          <w:b/>
-          <w:bCs/>
+          <w:kern w:val="0"/>
+          <w:sz w:val="27"/>
+          <w:szCs w:val="27"/>
+          <w:lang w:eastAsia="es-PE"/>
+          <w14:ligatures w14:val="none"/>
+        </w:rPr>
+      </w:pPr>
+      <w:r>
+        <w:rPr>
+          <w:rFonts w:ascii="Times New Roman" w:eastAsia="Times New Roman" w:hAnsi="Times New Roman" w:cs="Times New Roman"/>
           <w:kern w:val="0"/>
           <w:sz w:val="27"/>
           <w:szCs w:val="27"/>
@@ -385,20 +329,16 @@
       <w:pPr>
         <w:rPr>
           <w:rFonts w:ascii="Times New Roman" w:eastAsia="Times New Roman" w:hAnsi="Times New Roman" w:cs="Times New Roman"/>
-          <w:b/>
-          <w:bCs/>
-          <w:kern w:val="0"/>
-          <w:sz w:val="27"/>
-          <w:szCs w:val="27"/>
-          <w:lang w:eastAsia="es-PE"/>
-          <w14:ligatures w14:val="none"/>
-        </w:rPr>
-      </w:pPr>
-      <w:r>
-        <w:rPr>
-          <w:rFonts w:ascii="Times New Roman" w:eastAsia="Times New Roman" w:hAnsi="Times New Roman" w:cs="Times New Roman"/>
-          <w:b/>
-          <w:bCs/>
+          <w:kern w:val="0"/>
+          <w:sz w:val="27"/>
+          <w:szCs w:val="27"/>
+          <w:lang w:eastAsia="es-PE"/>
+          <w14:ligatures w14:val="none"/>
+        </w:rPr>
+      </w:pPr>
+      <w:r>
+        <w:rPr>
+          <w:rFonts w:ascii="Times New Roman" w:eastAsia="Times New Roman" w:hAnsi="Times New Roman" w:cs="Times New Roman"/>
           <w:kern w:val="0"/>
           <w:sz w:val="27"/>
           <w:szCs w:val="27"/>
@@ -412,20 +352,16 @@
       <w:pPr>
         <w:rPr>
           <w:rFonts w:ascii="Times New Roman" w:eastAsia="Times New Roman" w:hAnsi="Times New Roman" w:cs="Times New Roman"/>
-          <w:b/>
-          <w:bCs/>
-          <w:kern w:val="0"/>
-          <w:sz w:val="27"/>
-          <w:szCs w:val="27"/>
-          <w:lang w:eastAsia="es-PE"/>
-          <w14:ligatures w14:val="none"/>
-        </w:rPr>
-      </w:pPr>
-      <w:r>
-        <w:rPr>
-          <w:rFonts w:ascii="Times New Roman" w:eastAsia="Times New Roman" w:hAnsi="Times New Roman" w:cs="Times New Roman"/>
-          <w:b/>
-          <w:bCs/>
+          <w:kern w:val="0"/>
+          <w:sz w:val="27"/>
+          <w:szCs w:val="27"/>
+          <w:lang w:eastAsia="es-PE"/>
+          <w14:ligatures w14:val="none"/>
+        </w:rPr>
+      </w:pPr>
+      <w:r>
+        <w:rPr>
+          <w:rFonts w:ascii="Times New Roman" w:eastAsia="Times New Roman" w:hAnsi="Times New Roman" w:cs="Times New Roman"/>
           <w:kern w:val="0"/>
           <w:sz w:val="27"/>
           <w:szCs w:val="27"/>
@@ -439,20 +375,16 @@
       <w:pPr>
         <w:rPr>
           <w:rFonts w:ascii="Times New Roman" w:eastAsia="Times New Roman" w:hAnsi="Times New Roman" w:cs="Times New Roman"/>
-          <w:b/>
-          <w:bCs/>
-          <w:kern w:val="0"/>
-          <w:sz w:val="27"/>
-          <w:szCs w:val="27"/>
-          <w:lang w:eastAsia="es-PE"/>
-          <w14:ligatures w14:val="none"/>
-        </w:rPr>
-      </w:pPr>
-      <w:r>
-        <w:rPr>
-          <w:rFonts w:ascii="Times New Roman" w:eastAsia="Times New Roman" w:hAnsi="Times New Roman" w:cs="Times New Roman"/>
-          <w:b/>
-          <w:bCs/>
+          <w:kern w:val="0"/>
+          <w:sz w:val="27"/>
+          <w:szCs w:val="27"/>
+          <w:lang w:eastAsia="es-PE"/>
+          <w14:ligatures w14:val="none"/>
+        </w:rPr>
+      </w:pPr>
+      <w:r>
+        <w:rPr>
+          <w:rFonts w:ascii="Times New Roman" w:eastAsia="Times New Roman" w:hAnsi="Times New Roman" w:cs="Times New Roman"/>
           <w:kern w:val="0"/>
           <w:sz w:val="27"/>
           <w:szCs w:val="27"/>
@@ -466,20 +398,16 @@
       <w:pPr>
         <w:rPr>
           <w:rFonts w:ascii="Times New Roman" w:eastAsia="Times New Roman" w:hAnsi="Times New Roman" w:cs="Times New Roman"/>
-          <w:b/>
-          <w:bCs/>
-          <w:kern w:val="0"/>
-          <w:sz w:val="27"/>
-          <w:szCs w:val="27"/>
-          <w:lang w:eastAsia="es-PE"/>
-          <w14:ligatures w14:val="none"/>
-        </w:rPr>
-      </w:pPr>
-      <w:r>
-        <w:rPr>
-          <w:rFonts w:ascii="Times New Roman" w:eastAsia="Times New Roman" w:hAnsi="Times New Roman" w:cs="Times New Roman"/>
-          <w:b/>
-          <w:bCs/>
+          <w:kern w:val="0"/>
+          <w:sz w:val="27"/>
+          <w:szCs w:val="27"/>
+          <w:lang w:eastAsia="es-PE"/>
+          <w14:ligatures w14:val="none"/>
+        </w:rPr>
+      </w:pPr>
+      <w:r>
+        <w:rPr>
+          <w:rFonts w:ascii="Times New Roman" w:eastAsia="Times New Roman" w:hAnsi="Times New Roman" w:cs="Times New Roman"/>
           <w:kern w:val="0"/>
           <w:sz w:val="27"/>
           <w:szCs w:val="27"/>
@@ -493,33 +421,51 @@
       <w:pPr>
         <w:rPr>
           <w:rFonts w:ascii="Times New Roman" w:eastAsia="Times New Roman" w:hAnsi="Times New Roman" w:cs="Times New Roman"/>
-          <w:b/>
-          <w:bCs/>
-          <w:kern w:val="0"/>
-          <w:sz w:val="27"/>
-          <w:szCs w:val="27"/>
-          <w:lang w:eastAsia="es-PE"/>
-          <w14:ligatures w14:val="none"/>
-        </w:rPr>
-      </w:pPr>
-      <w:r>
-        <w:rPr>
-          <w:rFonts w:ascii="Times New Roman" w:eastAsia="Times New Roman" w:hAnsi="Times New Roman" w:cs="Times New Roman"/>
-          <w:b/>
-          <w:bCs/>
-          <w:kern w:val="0"/>
-          <w:sz w:val="27"/>
-          <w:szCs w:val="27"/>
-          <w:lang w:eastAsia="es-PE"/>
-          <w14:ligatures w14:val="none"/>
-        </w:rPr>
-        <w:t xml:space="preserve">* **Soporte Activo del Asistente:** Si el usuario expresa el deseo de mejorar su CV, el asistente ofrecerá recomendaciones personalizadas, solicitándole amablemente que comparta la información de su </w:t>
-      </w:r>
-      <w:r>
-        <w:rPr>
-          <w:rFonts w:ascii="Times New Roman" w:eastAsia="Times New Roman" w:hAnsi="Times New Roman" w:cs="Times New Roman"/>
-          <w:b/>
-          <w:bCs/>
+          <w:kern w:val="0"/>
+          <w:sz w:val="27"/>
+          <w:szCs w:val="27"/>
+          <w:lang w:eastAsia="es-PE"/>
+          <w14:ligatures w14:val="none"/>
+        </w:rPr>
+      </w:pPr>
+      <w:r>
+        <w:rPr>
+          <w:rFonts w:ascii="Times New Roman" w:eastAsia="Times New Roman" w:hAnsi="Times New Roman" w:cs="Times New Roman"/>
+          <w:kern w:val="0"/>
+          <w:sz w:val="27"/>
+          <w:szCs w:val="27"/>
+          <w:lang w:eastAsia="es-PE"/>
+          <w14:ligatures w14:val="none"/>
+        </w:rPr>
+        <w:t>* **Soporte Activo del Asistente:** Si el usuario expresa el deseo de mejorar su CV, el asistente ofrecerá recomendaciones personalizadas, solicitándole amablemente que comparta la información de su currículum actual o que describa de forma detallada su experiencia y formación.</w:t>
+      </w:r>
+    </w:p>
+    <w:p>
+      <w:pPr>
+        <w:rPr>
+          <w:rFonts w:ascii="Times New Roman" w:eastAsia="Times New Roman" w:hAnsi="Times New Roman" w:cs="Times New Roman"/>
+          <w:kern w:val="0"/>
+          <w:sz w:val="27"/>
+          <w:szCs w:val="27"/>
+          <w:lang w:eastAsia="es-PE"/>
+          <w14:ligatures w14:val="none"/>
+        </w:rPr>
+      </w:pPr>
+    </w:p>
+    <w:p>
+      <w:pPr>
+        <w:rPr>
+          <w:rFonts w:ascii="Times New Roman" w:eastAsia="Times New Roman" w:hAnsi="Times New Roman" w:cs="Times New Roman"/>
+          <w:kern w:val="0"/>
+          <w:sz w:val="27"/>
+          <w:szCs w:val="27"/>
+          <w:lang w:eastAsia="es-PE"/>
+          <w14:ligatures w14:val="none"/>
+        </w:rPr>
+      </w:pPr>
+      <w:r>
+        <w:rPr>
+          <w:rFonts w:ascii="Times New Roman" w:eastAsia="Times New Roman" w:hAnsi="Times New Roman" w:cs="Times New Roman"/>
           <w:kern w:val="0"/>
           <w:sz w:val="27"/>
           <w:szCs w:val="27"/>
@@ -527,47 +473,6 @@
           <w14:ligatures w14:val="none"/>
         </w:rPr>
         <w:lastRenderedPageBreak/>
-        <w:t>currículum actual o que describa de forma detallada su experiencia y formación.</w:t>
-      </w:r>
-    </w:p>
-    <w:p>
-      <w:pPr>
-        <w:rPr>
-          <w:rFonts w:ascii="Times New Roman" w:eastAsia="Times New Roman" w:hAnsi="Times New Roman" w:cs="Times New Roman"/>
-          <w:b/>
-          <w:bCs/>
-          <w:kern w:val="0"/>
-          <w:sz w:val="27"/>
-          <w:szCs w:val="27"/>
-          <w:lang w:eastAsia="es-PE"/>
-          <w14:ligatures w14:val="none"/>
-        </w:rPr>
-      </w:pPr>
-    </w:p>
-    <w:p>
-      <w:pPr>
-        <w:rPr>
-          <w:rFonts w:ascii="Times New Roman" w:eastAsia="Times New Roman" w:hAnsi="Times New Roman" w:cs="Times New Roman"/>
-          <w:b/>
-          <w:bCs/>
-          <w:kern w:val="0"/>
-          <w:sz w:val="27"/>
-          <w:szCs w:val="27"/>
-          <w:lang w:eastAsia="es-PE"/>
-          <w14:ligatures w14:val="none"/>
-        </w:rPr>
-      </w:pPr>
-      <w:r>
-        <w:rPr>
-          <w:rFonts w:ascii="Times New Roman" w:eastAsia="Times New Roman" w:hAnsi="Times New Roman" w:cs="Times New Roman"/>
-          <w:b/>
-          <w:bCs/>
-          <w:kern w:val="0"/>
-          <w:sz w:val="27"/>
-          <w:szCs w:val="27"/>
-          <w:lang w:eastAsia="es-PE"/>
-          <w14:ligatures w14:val="none"/>
-        </w:rPr>
         <w:t>## 2. Preparación para Entrevistas de Trabajo</w:t>
       </w:r>
     </w:p>
@@ -575,20 +480,16 @@
       <w:pPr>
         <w:rPr>
           <w:rFonts w:ascii="Times New Roman" w:eastAsia="Times New Roman" w:hAnsi="Times New Roman" w:cs="Times New Roman"/>
-          <w:b/>
-          <w:bCs/>
-          <w:kern w:val="0"/>
-          <w:sz w:val="27"/>
-          <w:szCs w:val="27"/>
-          <w:lang w:eastAsia="es-PE"/>
-          <w14:ligatures w14:val="none"/>
-        </w:rPr>
-      </w:pPr>
-      <w:r>
-        <w:rPr>
-          <w:rFonts w:ascii="Times New Roman" w:eastAsia="Times New Roman" w:hAnsi="Times New Roman" w:cs="Times New Roman"/>
-          <w:b/>
-          <w:bCs/>
+          <w:kern w:val="0"/>
+          <w:sz w:val="27"/>
+          <w:szCs w:val="27"/>
+          <w:lang w:eastAsia="es-PE"/>
+          <w14:ligatures w14:val="none"/>
+        </w:rPr>
+      </w:pPr>
+      <w:r>
+        <w:rPr>
+          <w:rFonts w:ascii="Times New Roman" w:eastAsia="Times New Roman" w:hAnsi="Times New Roman" w:cs="Times New Roman"/>
           <w:kern w:val="0"/>
           <w:sz w:val="27"/>
           <w:szCs w:val="27"/>
@@ -602,34 +503,28 @@
       <w:pPr>
         <w:rPr>
           <w:rFonts w:ascii="Times New Roman" w:eastAsia="Times New Roman" w:hAnsi="Times New Roman" w:cs="Times New Roman"/>
-          <w:b/>
-          <w:bCs/>
-          <w:kern w:val="0"/>
-          <w:sz w:val="27"/>
-          <w:szCs w:val="27"/>
-          <w:lang w:eastAsia="es-PE"/>
-          <w14:ligatures w14:val="none"/>
-        </w:rPr>
-      </w:pPr>
-    </w:p>
-    <w:p>
-      <w:pPr>
-        <w:rPr>
-          <w:rFonts w:ascii="Times New Roman" w:eastAsia="Times New Roman" w:hAnsi="Times New Roman" w:cs="Times New Roman"/>
-          <w:b/>
-          <w:bCs/>
-          <w:kern w:val="0"/>
-          <w:sz w:val="27"/>
-          <w:szCs w:val="27"/>
-          <w:lang w:eastAsia="es-PE"/>
-          <w14:ligatures w14:val="none"/>
-        </w:rPr>
-      </w:pPr>
-      <w:r>
-        <w:rPr>
-          <w:rFonts w:ascii="Times New Roman" w:eastAsia="Times New Roman" w:hAnsi="Times New Roman" w:cs="Times New Roman"/>
-          <w:b/>
-          <w:bCs/>
+          <w:kern w:val="0"/>
+          <w:sz w:val="27"/>
+          <w:szCs w:val="27"/>
+          <w:lang w:eastAsia="es-PE"/>
+          <w14:ligatures w14:val="none"/>
+        </w:rPr>
+      </w:pPr>
+    </w:p>
+    <w:p>
+      <w:pPr>
+        <w:rPr>
+          <w:rFonts w:ascii="Times New Roman" w:eastAsia="Times New Roman" w:hAnsi="Times New Roman" w:cs="Times New Roman"/>
+          <w:kern w:val="0"/>
+          <w:sz w:val="27"/>
+          <w:szCs w:val="27"/>
+          <w:lang w:eastAsia="es-PE"/>
+          <w14:ligatures w14:val="none"/>
+        </w:rPr>
+      </w:pPr>
+      <w:r>
+        <w:rPr>
+          <w:rFonts w:ascii="Times New Roman" w:eastAsia="Times New Roman" w:hAnsi="Times New Roman" w:cs="Times New Roman"/>
           <w:kern w:val="0"/>
           <w:sz w:val="27"/>
           <w:szCs w:val="27"/>
@@ -643,20 +538,16 @@
       <w:pPr>
         <w:rPr>
           <w:rFonts w:ascii="Times New Roman" w:eastAsia="Times New Roman" w:hAnsi="Times New Roman" w:cs="Times New Roman"/>
-          <w:b/>
-          <w:bCs/>
-          <w:kern w:val="0"/>
-          <w:sz w:val="27"/>
-          <w:szCs w:val="27"/>
-          <w:lang w:eastAsia="es-PE"/>
-          <w14:ligatures w14:val="none"/>
-        </w:rPr>
-      </w:pPr>
-      <w:r>
-        <w:rPr>
-          <w:rFonts w:ascii="Times New Roman" w:eastAsia="Times New Roman" w:hAnsi="Times New Roman" w:cs="Times New Roman"/>
-          <w:b/>
-          <w:bCs/>
+          <w:kern w:val="0"/>
+          <w:sz w:val="27"/>
+          <w:szCs w:val="27"/>
+          <w:lang w:eastAsia="es-PE"/>
+          <w14:ligatures w14:val="none"/>
+        </w:rPr>
+      </w:pPr>
+      <w:r>
+        <w:rPr>
+          <w:rFonts w:ascii="Times New Roman" w:eastAsia="Times New Roman" w:hAnsi="Times New Roman" w:cs="Times New Roman"/>
           <w:kern w:val="0"/>
           <w:sz w:val="27"/>
           <w:szCs w:val="27"/>
@@ -670,20 +561,16 @@
       <w:pPr>
         <w:rPr>
           <w:rFonts w:ascii="Times New Roman" w:eastAsia="Times New Roman" w:hAnsi="Times New Roman" w:cs="Times New Roman"/>
-          <w:b/>
-          <w:bCs/>
-          <w:kern w:val="0"/>
-          <w:sz w:val="27"/>
-          <w:szCs w:val="27"/>
-          <w:lang w:eastAsia="es-PE"/>
-          <w14:ligatures w14:val="none"/>
-        </w:rPr>
-      </w:pPr>
-      <w:r>
-        <w:rPr>
-          <w:rFonts w:ascii="Times New Roman" w:eastAsia="Times New Roman" w:hAnsi="Times New Roman" w:cs="Times New Roman"/>
-          <w:b/>
-          <w:bCs/>
+          <w:kern w:val="0"/>
+          <w:sz w:val="27"/>
+          <w:szCs w:val="27"/>
+          <w:lang w:eastAsia="es-PE"/>
+          <w14:ligatures w14:val="none"/>
+        </w:rPr>
+      </w:pPr>
+      <w:r>
+        <w:rPr>
+          <w:rFonts w:ascii="Times New Roman" w:eastAsia="Times New Roman" w:hAnsi="Times New Roman" w:cs="Times New Roman"/>
           <w:kern w:val="0"/>
           <w:sz w:val="27"/>
           <w:szCs w:val="27"/>
@@ -697,20 +584,16 @@
       <w:pPr>
         <w:rPr>
           <w:rFonts w:ascii="Times New Roman" w:eastAsia="Times New Roman" w:hAnsi="Times New Roman" w:cs="Times New Roman"/>
-          <w:b/>
-          <w:bCs/>
-          <w:kern w:val="0"/>
-          <w:sz w:val="27"/>
-          <w:szCs w:val="27"/>
-          <w:lang w:eastAsia="es-PE"/>
-          <w14:ligatures w14:val="none"/>
-        </w:rPr>
-      </w:pPr>
-      <w:r>
-        <w:rPr>
-          <w:rFonts w:ascii="Times New Roman" w:eastAsia="Times New Roman" w:hAnsi="Times New Roman" w:cs="Times New Roman"/>
-          <w:b/>
-          <w:bCs/>
+          <w:kern w:val="0"/>
+          <w:sz w:val="27"/>
+          <w:szCs w:val="27"/>
+          <w:lang w:eastAsia="es-PE"/>
+          <w14:ligatures w14:val="none"/>
+        </w:rPr>
+      </w:pPr>
+      <w:r>
+        <w:rPr>
+          <w:rFonts w:ascii="Times New Roman" w:eastAsia="Times New Roman" w:hAnsi="Times New Roman" w:cs="Times New Roman"/>
           <w:kern w:val="0"/>
           <w:sz w:val="27"/>
           <w:szCs w:val="27"/>
@@ -724,20 +607,16 @@
       <w:pPr>
         <w:rPr>
           <w:rFonts w:ascii="Times New Roman" w:eastAsia="Times New Roman" w:hAnsi="Times New Roman" w:cs="Times New Roman"/>
-          <w:b/>
-          <w:bCs/>
-          <w:kern w:val="0"/>
-          <w:sz w:val="27"/>
-          <w:szCs w:val="27"/>
-          <w:lang w:eastAsia="es-PE"/>
-          <w14:ligatures w14:val="none"/>
-        </w:rPr>
-      </w:pPr>
-      <w:r>
-        <w:rPr>
-          <w:rFonts w:ascii="Times New Roman" w:eastAsia="Times New Roman" w:hAnsi="Times New Roman" w:cs="Times New Roman"/>
-          <w:b/>
-          <w:bCs/>
+          <w:kern w:val="0"/>
+          <w:sz w:val="27"/>
+          <w:szCs w:val="27"/>
+          <w:lang w:eastAsia="es-PE"/>
+          <w14:ligatures w14:val="none"/>
+        </w:rPr>
+      </w:pPr>
+      <w:r>
+        <w:rPr>
+          <w:rFonts w:ascii="Times New Roman" w:eastAsia="Times New Roman" w:hAnsi="Times New Roman" w:cs="Times New Roman"/>
           <w:kern w:val="0"/>
           <w:sz w:val="27"/>
           <w:szCs w:val="27"/>
@@ -751,20 +630,16 @@
       <w:pPr>
         <w:rPr>
           <w:rFonts w:ascii="Times New Roman" w:eastAsia="Times New Roman" w:hAnsi="Times New Roman" w:cs="Times New Roman"/>
-          <w:b/>
-          <w:bCs/>
-          <w:kern w:val="0"/>
-          <w:sz w:val="27"/>
-          <w:szCs w:val="27"/>
-          <w:lang w:eastAsia="es-PE"/>
-          <w14:ligatures w14:val="none"/>
-        </w:rPr>
-      </w:pPr>
-      <w:r>
-        <w:rPr>
-          <w:rFonts w:ascii="Times New Roman" w:eastAsia="Times New Roman" w:hAnsi="Times New Roman" w:cs="Times New Roman"/>
-          <w:b/>
-          <w:bCs/>
+          <w:kern w:val="0"/>
+          <w:sz w:val="27"/>
+          <w:szCs w:val="27"/>
+          <w:lang w:eastAsia="es-PE"/>
+          <w14:ligatures w14:val="none"/>
+        </w:rPr>
+      </w:pPr>
+      <w:r>
+        <w:rPr>
+          <w:rFonts w:ascii="Times New Roman" w:eastAsia="Times New Roman" w:hAnsi="Times New Roman" w:cs="Times New Roman"/>
           <w:kern w:val="0"/>
           <w:sz w:val="27"/>
           <w:szCs w:val="27"/>
@@ -778,20 +653,16 @@
       <w:pPr>
         <w:rPr>
           <w:rFonts w:ascii="Times New Roman" w:eastAsia="Times New Roman" w:hAnsi="Times New Roman" w:cs="Times New Roman"/>
-          <w:b/>
-          <w:bCs/>
-          <w:kern w:val="0"/>
-          <w:sz w:val="27"/>
-          <w:szCs w:val="27"/>
-          <w:lang w:eastAsia="es-PE"/>
-          <w14:ligatures w14:val="none"/>
-        </w:rPr>
-      </w:pPr>
-      <w:r>
-        <w:rPr>
-          <w:rFonts w:ascii="Times New Roman" w:eastAsia="Times New Roman" w:hAnsi="Times New Roman" w:cs="Times New Roman"/>
-          <w:b/>
-          <w:bCs/>
+          <w:kern w:val="0"/>
+          <w:sz w:val="27"/>
+          <w:szCs w:val="27"/>
+          <w:lang w:eastAsia="es-PE"/>
+          <w14:ligatures w14:val="none"/>
+        </w:rPr>
+      </w:pPr>
+      <w:r>
+        <w:rPr>
+          <w:rFonts w:ascii="Times New Roman" w:eastAsia="Times New Roman" w:hAnsi="Times New Roman" w:cs="Times New Roman"/>
           <w:kern w:val="0"/>
           <w:sz w:val="27"/>
           <w:szCs w:val="27"/>
@@ -805,34 +676,28 @@
       <w:pPr>
         <w:rPr>
           <w:rFonts w:ascii="Times New Roman" w:eastAsia="Times New Roman" w:hAnsi="Times New Roman" w:cs="Times New Roman"/>
-          <w:b/>
-          <w:bCs/>
-          <w:kern w:val="0"/>
-          <w:sz w:val="27"/>
-          <w:szCs w:val="27"/>
-          <w:lang w:eastAsia="es-PE"/>
-          <w14:ligatures w14:val="none"/>
-        </w:rPr>
-      </w:pPr>
-    </w:p>
-    <w:p>
-      <w:pPr>
-        <w:rPr>
-          <w:rFonts w:ascii="Times New Roman" w:eastAsia="Times New Roman" w:hAnsi="Times New Roman" w:cs="Times New Roman"/>
-          <w:b/>
-          <w:bCs/>
-          <w:kern w:val="0"/>
-          <w:sz w:val="27"/>
-          <w:szCs w:val="27"/>
-          <w:lang w:eastAsia="es-PE"/>
-          <w14:ligatures w14:val="none"/>
-        </w:rPr>
-      </w:pPr>
-      <w:r>
-        <w:rPr>
-          <w:rFonts w:ascii="Times New Roman" w:eastAsia="Times New Roman" w:hAnsi="Times New Roman" w:cs="Times New Roman"/>
-          <w:b/>
-          <w:bCs/>
+          <w:kern w:val="0"/>
+          <w:sz w:val="27"/>
+          <w:szCs w:val="27"/>
+          <w:lang w:eastAsia="es-PE"/>
+          <w14:ligatures w14:val="none"/>
+        </w:rPr>
+      </w:pPr>
+    </w:p>
+    <w:p>
+      <w:pPr>
+        <w:rPr>
+          <w:rFonts w:ascii="Times New Roman" w:eastAsia="Times New Roman" w:hAnsi="Times New Roman" w:cs="Times New Roman"/>
+          <w:kern w:val="0"/>
+          <w:sz w:val="27"/>
+          <w:szCs w:val="27"/>
+          <w:lang w:eastAsia="es-PE"/>
+          <w14:ligatures w14:val="none"/>
+        </w:rPr>
+      </w:pPr>
+      <w:r>
+        <w:rPr>
+          <w:rFonts w:ascii="Times New Roman" w:eastAsia="Times New Roman" w:hAnsi="Times New Roman" w:cs="Times New Roman"/>
           <w:kern w:val="0"/>
           <w:sz w:val="27"/>
           <w:szCs w:val="27"/>
@@ -846,20 +711,16 @@
       <w:pPr>
         <w:rPr>
           <w:rFonts w:ascii="Times New Roman" w:eastAsia="Times New Roman" w:hAnsi="Times New Roman" w:cs="Times New Roman"/>
-          <w:b/>
-          <w:bCs/>
-          <w:kern w:val="0"/>
-          <w:sz w:val="27"/>
-          <w:szCs w:val="27"/>
-          <w:lang w:eastAsia="es-PE"/>
-          <w14:ligatures w14:val="none"/>
-        </w:rPr>
-      </w:pPr>
-      <w:r>
-        <w:rPr>
-          <w:rFonts w:ascii="Times New Roman" w:eastAsia="Times New Roman" w:hAnsi="Times New Roman" w:cs="Times New Roman"/>
-          <w:b/>
-          <w:bCs/>
+          <w:kern w:val="0"/>
+          <w:sz w:val="27"/>
+          <w:szCs w:val="27"/>
+          <w:lang w:eastAsia="es-PE"/>
+          <w14:ligatures w14:val="none"/>
+        </w:rPr>
+      </w:pPr>
+      <w:r>
+        <w:rPr>
+          <w:rFonts w:ascii="Times New Roman" w:eastAsia="Times New Roman" w:hAnsi="Times New Roman" w:cs="Times New Roman"/>
           <w:kern w:val="0"/>
           <w:sz w:val="27"/>
           <w:szCs w:val="27"/>
@@ -873,34 +734,28 @@
       <w:pPr>
         <w:rPr>
           <w:rFonts w:ascii="Times New Roman" w:eastAsia="Times New Roman" w:hAnsi="Times New Roman" w:cs="Times New Roman"/>
-          <w:b/>
-          <w:bCs/>
-          <w:kern w:val="0"/>
-          <w:sz w:val="27"/>
-          <w:szCs w:val="27"/>
-          <w:lang w:eastAsia="es-PE"/>
-          <w14:ligatures w14:val="none"/>
-        </w:rPr>
-      </w:pPr>
-    </w:p>
-    <w:p>
-      <w:pPr>
-        <w:rPr>
-          <w:rFonts w:ascii="Times New Roman" w:eastAsia="Times New Roman" w:hAnsi="Times New Roman" w:cs="Times New Roman"/>
-          <w:b/>
-          <w:bCs/>
-          <w:kern w:val="0"/>
-          <w:sz w:val="27"/>
-          <w:szCs w:val="27"/>
-          <w:lang w:eastAsia="es-PE"/>
-          <w14:ligatures w14:val="none"/>
-        </w:rPr>
-      </w:pPr>
-      <w:r>
-        <w:rPr>
-          <w:rFonts w:ascii="Times New Roman" w:eastAsia="Times New Roman" w:hAnsi="Times New Roman" w:cs="Times New Roman"/>
-          <w:b/>
-          <w:bCs/>
+          <w:kern w:val="0"/>
+          <w:sz w:val="27"/>
+          <w:szCs w:val="27"/>
+          <w:lang w:eastAsia="es-PE"/>
+          <w14:ligatures w14:val="none"/>
+        </w:rPr>
+      </w:pPr>
+    </w:p>
+    <w:p>
+      <w:pPr>
+        <w:rPr>
+          <w:rFonts w:ascii="Times New Roman" w:eastAsia="Times New Roman" w:hAnsi="Times New Roman" w:cs="Times New Roman"/>
+          <w:kern w:val="0"/>
+          <w:sz w:val="27"/>
+          <w:szCs w:val="27"/>
+          <w:lang w:eastAsia="es-PE"/>
+          <w14:ligatures w14:val="none"/>
+        </w:rPr>
+      </w:pPr>
+      <w:r>
+        <w:rPr>
+          <w:rFonts w:ascii="Times New Roman" w:eastAsia="Times New Roman" w:hAnsi="Times New Roman" w:cs="Times New Roman"/>
           <w:kern w:val="0"/>
           <w:sz w:val="27"/>
           <w:szCs w:val="27"/>
@@ -914,20 +769,16 @@
       <w:pPr>
         <w:rPr>
           <w:rFonts w:ascii="Times New Roman" w:eastAsia="Times New Roman" w:hAnsi="Times New Roman" w:cs="Times New Roman"/>
-          <w:b/>
-          <w:bCs/>
-          <w:kern w:val="0"/>
-          <w:sz w:val="27"/>
-          <w:szCs w:val="27"/>
-          <w:lang w:eastAsia="es-PE"/>
-          <w14:ligatures w14:val="none"/>
-        </w:rPr>
-      </w:pPr>
-      <w:r>
-        <w:rPr>
-          <w:rFonts w:ascii="Times New Roman" w:eastAsia="Times New Roman" w:hAnsi="Times New Roman" w:cs="Times New Roman"/>
-          <w:b/>
-          <w:bCs/>
+          <w:kern w:val="0"/>
+          <w:sz w:val="27"/>
+          <w:szCs w:val="27"/>
+          <w:lang w:eastAsia="es-PE"/>
+          <w14:ligatures w14:val="none"/>
+        </w:rPr>
+      </w:pPr>
+      <w:r>
+        <w:rPr>
+          <w:rFonts w:ascii="Times New Roman" w:eastAsia="Times New Roman" w:hAnsi="Times New Roman" w:cs="Times New Roman"/>
           <w:kern w:val="0"/>
           <w:sz w:val="27"/>
           <w:szCs w:val="27"/>
@@ -941,20 +792,16 @@
       <w:pPr>
         <w:rPr>
           <w:rFonts w:ascii="Times New Roman" w:eastAsia="Times New Roman" w:hAnsi="Times New Roman" w:cs="Times New Roman"/>
-          <w:b/>
-          <w:bCs/>
-          <w:kern w:val="0"/>
-          <w:sz w:val="27"/>
-          <w:szCs w:val="27"/>
-          <w:lang w:eastAsia="es-PE"/>
-          <w14:ligatures w14:val="none"/>
-        </w:rPr>
-      </w:pPr>
-      <w:r>
-        <w:rPr>
-          <w:rFonts w:ascii="Times New Roman" w:eastAsia="Times New Roman" w:hAnsi="Times New Roman" w:cs="Times New Roman"/>
-          <w:b/>
-          <w:bCs/>
+          <w:kern w:val="0"/>
+          <w:sz w:val="27"/>
+          <w:szCs w:val="27"/>
+          <w:lang w:eastAsia="es-PE"/>
+          <w14:ligatures w14:val="none"/>
+        </w:rPr>
+      </w:pPr>
+      <w:r>
+        <w:rPr>
+          <w:rFonts w:ascii="Times New Roman" w:eastAsia="Times New Roman" w:hAnsi="Times New Roman" w:cs="Times New Roman"/>
           <w:kern w:val="0"/>
           <w:sz w:val="27"/>
           <w:szCs w:val="27"/>
@@ -968,20 +815,16 @@
       <w:pPr>
         <w:rPr>
           <w:rFonts w:ascii="Times New Roman" w:eastAsia="Times New Roman" w:hAnsi="Times New Roman" w:cs="Times New Roman"/>
-          <w:b/>
-          <w:bCs/>
-          <w:kern w:val="0"/>
-          <w:sz w:val="27"/>
-          <w:szCs w:val="27"/>
-          <w:lang w:eastAsia="es-PE"/>
-          <w14:ligatures w14:val="none"/>
-        </w:rPr>
-      </w:pPr>
-      <w:r>
-        <w:rPr>
-          <w:rFonts w:ascii="Times New Roman" w:eastAsia="Times New Roman" w:hAnsi="Times New Roman" w:cs="Times New Roman"/>
-          <w:b/>
-          <w:bCs/>
+          <w:kern w:val="0"/>
+          <w:sz w:val="27"/>
+          <w:szCs w:val="27"/>
+          <w:lang w:eastAsia="es-PE"/>
+          <w14:ligatures w14:val="none"/>
+        </w:rPr>
+      </w:pPr>
+      <w:r>
+        <w:rPr>
+          <w:rFonts w:ascii="Times New Roman" w:eastAsia="Times New Roman" w:hAnsi="Times New Roman" w:cs="Times New Roman"/>
           <w:kern w:val="0"/>
           <w:sz w:val="27"/>
           <w:szCs w:val="27"/>
@@ -995,20 +838,16 @@
       <w:pPr>
         <w:rPr>
           <w:rFonts w:ascii="Times New Roman" w:eastAsia="Times New Roman" w:hAnsi="Times New Roman" w:cs="Times New Roman"/>
-          <w:b/>
-          <w:bCs/>
-          <w:kern w:val="0"/>
-          <w:sz w:val="27"/>
-          <w:szCs w:val="27"/>
-          <w:lang w:eastAsia="es-PE"/>
-          <w14:ligatures w14:val="none"/>
-        </w:rPr>
-      </w:pPr>
-      <w:r>
-        <w:rPr>
-          <w:rFonts w:ascii="Times New Roman" w:eastAsia="Times New Roman" w:hAnsi="Times New Roman" w:cs="Times New Roman"/>
-          <w:b/>
-          <w:bCs/>
+          <w:kern w:val="0"/>
+          <w:sz w:val="27"/>
+          <w:szCs w:val="27"/>
+          <w:lang w:eastAsia="es-PE"/>
+          <w14:ligatures w14:val="none"/>
+        </w:rPr>
+      </w:pPr>
+      <w:r>
+        <w:rPr>
+          <w:rFonts w:ascii="Times New Roman" w:eastAsia="Times New Roman" w:hAnsi="Times New Roman" w:cs="Times New Roman"/>
           <w:kern w:val="0"/>
           <w:sz w:val="27"/>
           <w:szCs w:val="27"/>
@@ -1022,20 +861,62 @@
       <w:pPr>
         <w:rPr>
           <w:rFonts w:ascii="Times New Roman" w:eastAsia="Times New Roman" w:hAnsi="Times New Roman" w:cs="Times New Roman"/>
-          <w:b/>
-          <w:bCs/>
-          <w:kern w:val="0"/>
-          <w:sz w:val="27"/>
-          <w:szCs w:val="27"/>
-          <w:lang w:eastAsia="es-PE"/>
-          <w14:ligatures w14:val="none"/>
-        </w:rPr>
-      </w:pPr>
-      <w:r>
-        <w:rPr>
-          <w:rFonts w:ascii="Times New Roman" w:eastAsia="Times New Roman" w:hAnsi="Times New Roman" w:cs="Times New Roman"/>
-          <w:b/>
-          <w:bCs/>
+          <w:kern w:val="0"/>
+          <w:sz w:val="27"/>
+          <w:szCs w:val="27"/>
+          <w:lang w:eastAsia="es-PE"/>
+          <w14:ligatures w14:val="none"/>
+        </w:rPr>
+      </w:pPr>
+      <w:r>
+        <w:rPr>
+          <w:rFonts w:ascii="Times New Roman" w:eastAsia="Times New Roman" w:hAnsi="Times New Roman" w:cs="Times New Roman"/>
+          <w:kern w:val="0"/>
+          <w:sz w:val="27"/>
+          <w:szCs w:val="27"/>
+          <w:lang w:eastAsia="es-PE"/>
+          <w14:ligatures w14:val="none"/>
+        </w:rPr>
+        <w:t xml:space="preserve">  * Liderazgo.</w:t>
+      </w:r>
+    </w:p>
+    <w:p>
+      <w:pPr>
+        <w:rPr>
+          <w:rFonts w:ascii="Times New Roman" w:eastAsia="Times New Roman" w:hAnsi="Times New Roman" w:cs="Times New Roman"/>
+          <w:kern w:val="0"/>
+          <w:sz w:val="27"/>
+          <w:szCs w:val="27"/>
+          <w:lang w:eastAsia="es-PE"/>
+          <w14:ligatures w14:val="none"/>
+        </w:rPr>
+      </w:pPr>
+      <w:r>
+        <w:rPr>
+          <w:rFonts w:ascii="Times New Roman" w:eastAsia="Times New Roman" w:hAnsi="Times New Roman" w:cs="Times New Roman"/>
+          <w:kern w:val="0"/>
+          <w:sz w:val="27"/>
+          <w:szCs w:val="27"/>
+          <w:lang w:eastAsia="es-PE"/>
+          <w14:ligatures w14:val="none"/>
+        </w:rPr>
+        <w:t xml:space="preserve">  * Manejo de herramientas digitales.</w:t>
+      </w:r>
+    </w:p>
+    <w:p>
+      <w:pPr>
+        <w:rPr>
+          <w:rFonts w:ascii="Times New Roman" w:eastAsia="Times New Roman" w:hAnsi="Times New Roman" w:cs="Times New Roman"/>
+          <w:kern w:val="0"/>
+          <w:sz w:val="27"/>
+          <w:szCs w:val="27"/>
+          <w:lang w:eastAsia="es-PE"/>
+          <w14:ligatures w14:val="none"/>
+        </w:rPr>
+      </w:pPr>
+      <w:r>
+        <w:rPr>
+          <w:rFonts w:ascii="Times New Roman" w:eastAsia="Times New Roman" w:hAnsi="Times New Roman" w:cs="Times New Roman"/>
           <w:kern w:val="0"/>
           <w:sz w:val="27"/>
           <w:szCs w:val="27"/>
@@ -1043,60 +924,6 @@
           <w14:ligatures w14:val="none"/>
         </w:rPr>
         <w:lastRenderedPageBreak/>
-        <w:t xml:space="preserve">  * Liderazgo.</w:t>
-      </w:r>
-    </w:p>
-    <w:p>
-      <w:pPr>
-        <w:rPr>
-          <w:rFonts w:ascii="Times New Roman" w:eastAsia="Times New Roman" w:hAnsi="Times New Roman" w:cs="Times New Roman"/>
-          <w:b/>
-          <w:bCs/>
-          <w:kern w:val="0"/>
-          <w:sz w:val="27"/>
-          <w:szCs w:val="27"/>
-          <w:lang w:eastAsia="es-PE"/>
-          <w14:ligatures w14:val="none"/>
-        </w:rPr>
-      </w:pPr>
-      <w:r>
-        <w:rPr>
-          <w:rFonts w:ascii="Times New Roman" w:eastAsia="Times New Roman" w:hAnsi="Times New Roman" w:cs="Times New Roman"/>
-          <w:b/>
-          <w:bCs/>
-          <w:kern w:val="0"/>
-          <w:sz w:val="27"/>
-          <w:szCs w:val="27"/>
-          <w:lang w:eastAsia="es-PE"/>
-          <w14:ligatures w14:val="none"/>
-        </w:rPr>
-        <w:t xml:space="preserve">  * Manejo de herramientas digitales.</w:t>
-      </w:r>
-    </w:p>
-    <w:p>
-      <w:pPr>
-        <w:rPr>
-          <w:rFonts w:ascii="Times New Roman" w:eastAsia="Times New Roman" w:hAnsi="Times New Roman" w:cs="Times New Roman"/>
-          <w:b/>
-          <w:bCs/>
-          <w:kern w:val="0"/>
-          <w:sz w:val="27"/>
-          <w:szCs w:val="27"/>
-          <w:lang w:eastAsia="es-PE"/>
-          <w14:ligatures w14:val="none"/>
-        </w:rPr>
-      </w:pPr>
-      <w:r>
-        <w:rPr>
-          <w:rFonts w:ascii="Times New Roman" w:eastAsia="Times New Roman" w:hAnsi="Times New Roman" w:cs="Times New Roman"/>
-          <w:b/>
-          <w:bCs/>
-          <w:kern w:val="0"/>
-          <w:sz w:val="27"/>
-          <w:szCs w:val="27"/>
-          <w:lang w:eastAsia="es-PE"/>
-          <w14:ligatures w14:val="none"/>
-        </w:rPr>
         <w:t>* **Estrategias de Mejora Continua:** Para que un ciudadano incremente o potencie sus habilidades laborales, se le debe sugerir:</w:t>
       </w:r>
     </w:p>
@@ -1104,20 +931,16 @@
       <w:pPr>
         <w:rPr>
           <w:rFonts w:ascii="Times New Roman" w:eastAsia="Times New Roman" w:hAnsi="Times New Roman" w:cs="Times New Roman"/>
-          <w:b/>
-          <w:bCs/>
-          <w:kern w:val="0"/>
-          <w:sz w:val="27"/>
-          <w:szCs w:val="27"/>
-          <w:lang w:eastAsia="es-PE"/>
-          <w14:ligatures w14:val="none"/>
-        </w:rPr>
-      </w:pPr>
-      <w:r>
-        <w:rPr>
-          <w:rFonts w:ascii="Times New Roman" w:eastAsia="Times New Roman" w:hAnsi="Times New Roman" w:cs="Times New Roman"/>
-          <w:b/>
-          <w:bCs/>
+          <w:kern w:val="0"/>
+          <w:sz w:val="27"/>
+          <w:szCs w:val="27"/>
+          <w:lang w:eastAsia="es-PE"/>
+          <w14:ligatures w14:val="none"/>
+        </w:rPr>
+      </w:pPr>
+      <w:r>
+        <w:rPr>
+          <w:rFonts w:ascii="Times New Roman" w:eastAsia="Times New Roman" w:hAnsi="Times New Roman" w:cs="Times New Roman"/>
           <w:kern w:val="0"/>
           <w:sz w:val="27"/>
           <w:szCs w:val="27"/>
@@ -1131,20 +954,16 @@
       <w:pPr>
         <w:rPr>
           <w:rFonts w:ascii="Times New Roman" w:eastAsia="Times New Roman" w:hAnsi="Times New Roman" w:cs="Times New Roman"/>
-          <w:b/>
-          <w:bCs/>
-          <w:kern w:val="0"/>
-          <w:sz w:val="27"/>
-          <w:szCs w:val="27"/>
-          <w:lang w:eastAsia="es-PE"/>
-          <w14:ligatures w14:val="none"/>
-        </w:rPr>
-      </w:pPr>
-      <w:r>
-        <w:rPr>
-          <w:rFonts w:ascii="Times New Roman" w:eastAsia="Times New Roman" w:hAnsi="Times New Roman" w:cs="Times New Roman"/>
-          <w:b/>
-          <w:bCs/>
+          <w:kern w:val="0"/>
+          <w:sz w:val="27"/>
+          <w:szCs w:val="27"/>
+          <w:lang w:eastAsia="es-PE"/>
+          <w14:ligatures w14:val="none"/>
+        </w:rPr>
+      </w:pPr>
+      <w:r>
+        <w:rPr>
+          <w:rFonts w:ascii="Times New Roman" w:eastAsia="Times New Roman" w:hAnsi="Times New Roman" w:cs="Times New Roman"/>
           <w:kern w:val="0"/>
           <w:sz w:val="27"/>
           <w:szCs w:val="27"/>
@@ -1158,20 +977,16 @@
       <w:pPr>
         <w:rPr>
           <w:rFonts w:ascii="Times New Roman" w:eastAsia="Times New Roman" w:hAnsi="Times New Roman" w:cs="Times New Roman"/>
-          <w:b/>
-          <w:bCs/>
-          <w:kern w:val="0"/>
-          <w:sz w:val="27"/>
-          <w:szCs w:val="27"/>
-          <w:lang w:eastAsia="es-PE"/>
-          <w14:ligatures w14:val="none"/>
-        </w:rPr>
-      </w:pPr>
-      <w:r>
-        <w:rPr>
-          <w:rFonts w:ascii="Times New Roman" w:eastAsia="Times New Roman" w:hAnsi="Times New Roman" w:cs="Times New Roman"/>
-          <w:b/>
-          <w:bCs/>
+          <w:kern w:val="0"/>
+          <w:sz w:val="27"/>
+          <w:szCs w:val="27"/>
+          <w:lang w:eastAsia="es-PE"/>
+          <w14:ligatures w14:val="none"/>
+        </w:rPr>
+      </w:pPr>
+      <w:r>
+        <w:rPr>
+          <w:rFonts w:ascii="Times New Roman" w:eastAsia="Times New Roman" w:hAnsi="Times New Roman" w:cs="Times New Roman"/>
           <w:kern w:val="0"/>
           <w:sz w:val="27"/>
           <w:szCs w:val="27"/>
@@ -1185,89 +1000,51 @@
       <w:pPr>
         <w:rPr>
           <w:rFonts w:ascii="Times New Roman" w:eastAsia="Times New Roman" w:hAnsi="Times New Roman" w:cs="Times New Roman"/>
-          <w:b/>
-          <w:bCs/>
-          <w:kern w:val="0"/>
-          <w:sz w:val="27"/>
-          <w:szCs w:val="27"/>
-          <w:lang w:eastAsia="es-PE"/>
-          <w14:ligatures w14:val="none"/>
-        </w:rPr>
-      </w:pPr>
-      <w:r>
-        <w:rPr>
-          <w:rFonts w:ascii="Times New Roman" w:eastAsia="Times New Roman" w:hAnsi="Times New Roman" w:cs="Times New Roman"/>
-          <w:b/>
-          <w:bCs/>
-          <w:kern w:val="0"/>
-          <w:sz w:val="27"/>
-          <w:szCs w:val="27"/>
-          <w:lang w:eastAsia="es-PE"/>
-          <w14:ligatures w14:val="none"/>
-        </w:rPr>
-        <w:t xml:space="preserve">  * La búsqueda y recepción abierta de retroalimentación (</w:t>
-      </w:r>
-      <w:proofErr w:type="spellStart"/>
-      <w:r>
-        <w:rPr>
-          <w:rFonts w:ascii="Times New Roman" w:eastAsia="Times New Roman" w:hAnsi="Times New Roman" w:cs="Times New Roman"/>
-          <w:b/>
-          <w:bCs/>
-          <w:kern w:val="0"/>
-          <w:sz w:val="27"/>
-          <w:szCs w:val="27"/>
-          <w:lang w:eastAsia="es-PE"/>
-          <w14:ligatures w14:val="none"/>
-        </w:rPr>
-        <w:t>feedback</w:t>
-      </w:r>
-      <w:proofErr w:type="spellEnd"/>
-      <w:r>
-        <w:rPr>
-          <w:rFonts w:ascii="Times New Roman" w:eastAsia="Times New Roman" w:hAnsi="Times New Roman" w:cs="Times New Roman"/>
-          <w:b/>
-          <w:bCs/>
-          <w:kern w:val="0"/>
-          <w:sz w:val="27"/>
-          <w:szCs w:val="27"/>
-          <w:lang w:eastAsia="es-PE"/>
-          <w14:ligatures w14:val="none"/>
-        </w:rPr>
-        <w:t>).</w:t>
-      </w:r>
-    </w:p>
-    <w:p>
-      <w:pPr>
-        <w:rPr>
-          <w:rFonts w:ascii="Times New Roman" w:eastAsia="Times New Roman" w:hAnsi="Times New Roman" w:cs="Times New Roman"/>
-          <w:b/>
-          <w:bCs/>
-          <w:kern w:val="0"/>
-          <w:sz w:val="27"/>
-          <w:szCs w:val="27"/>
-          <w:lang w:eastAsia="es-PE"/>
-          <w14:ligatures w14:val="none"/>
-        </w:rPr>
-      </w:pPr>
-    </w:p>
-    <w:p>
-      <w:pPr>
-        <w:rPr>
-          <w:rFonts w:ascii="Times New Roman" w:eastAsia="Times New Roman" w:hAnsi="Times New Roman" w:cs="Times New Roman"/>
-          <w:b/>
-          <w:bCs/>
-          <w:kern w:val="0"/>
-          <w:sz w:val="27"/>
-          <w:szCs w:val="27"/>
-          <w:lang w:eastAsia="es-PE"/>
-          <w14:ligatures w14:val="none"/>
-        </w:rPr>
-      </w:pPr>
-      <w:r>
-        <w:rPr>
-          <w:rFonts w:ascii="Times New Roman" w:eastAsia="Times New Roman" w:hAnsi="Times New Roman" w:cs="Times New Roman"/>
-          <w:b/>
-          <w:bCs/>
+          <w:kern w:val="0"/>
+          <w:sz w:val="27"/>
+          <w:szCs w:val="27"/>
+          <w:lang w:eastAsia="es-PE"/>
+          <w14:ligatures w14:val="none"/>
+        </w:rPr>
+      </w:pPr>
+      <w:r>
+        <w:rPr>
+          <w:rFonts w:ascii="Times New Roman" w:eastAsia="Times New Roman" w:hAnsi="Times New Roman" w:cs="Times New Roman"/>
+          <w:kern w:val="0"/>
+          <w:sz w:val="27"/>
+          <w:szCs w:val="27"/>
+          <w:lang w:eastAsia="es-PE"/>
+          <w14:ligatures w14:val="none"/>
+        </w:rPr>
+        <w:t xml:space="preserve">  * La búsqueda y recepción abierta de retroalimentación (feedback).</w:t>
+      </w:r>
+    </w:p>
+    <w:p>
+      <w:pPr>
+        <w:rPr>
+          <w:rFonts w:ascii="Times New Roman" w:eastAsia="Times New Roman" w:hAnsi="Times New Roman" w:cs="Times New Roman"/>
+          <w:kern w:val="0"/>
+          <w:sz w:val="27"/>
+          <w:szCs w:val="27"/>
+          <w:lang w:eastAsia="es-PE"/>
+          <w14:ligatures w14:val="none"/>
+        </w:rPr>
+      </w:pPr>
+    </w:p>
+    <w:p>
+      <w:pPr>
+        <w:rPr>
+          <w:rFonts w:ascii="Times New Roman" w:eastAsia="Times New Roman" w:hAnsi="Times New Roman" w:cs="Times New Roman"/>
+          <w:kern w:val="0"/>
+          <w:sz w:val="27"/>
+          <w:szCs w:val="27"/>
+          <w:lang w:eastAsia="es-PE"/>
+          <w14:ligatures w14:val="none"/>
+        </w:rPr>
+      </w:pPr>
+      <w:r>
+        <w:rPr>
+          <w:rFonts w:ascii="Times New Roman" w:eastAsia="Times New Roman" w:hAnsi="Times New Roman" w:cs="Times New Roman"/>
           <w:kern w:val="0"/>
           <w:sz w:val="27"/>
           <w:szCs w:val="27"/>
@@ -1281,8 +1058,6 @@
       <w:r>
         <w:rPr>
           <w:rFonts w:ascii="Times New Roman" w:eastAsia="Times New Roman" w:hAnsi="Times New Roman" w:cs="Times New Roman"/>
-          <w:b/>
-          <w:bCs/>
           <w:kern w:val="0"/>
           <w:sz w:val="27"/>
           <w:szCs w:val="27"/>
